--- a/Templates/шаблоны актов без залогов/физ реструк ВКЛ в РТК/Реструктуризация ВКЛ.docx
+++ b/Templates/шаблоны актов без залогов/физ реструк ВКЛ в РТК/Реструктуризация ВКЛ.docx
@@ -390,7 +390,7 @@
       </w:pPr>
       <w:r>
         <w:rPr>
-          <w:rFonts w:ascii="Times New Roman" w:hAnsi="Times New Roman"/>
+          <w:rFonts w:ascii="Times New Roman" w:hAnsi="Times New Roman" w:cs="Times New Roman"/>
         </w:rPr>
         <w:t>при ведении протокола судебного заседания секретарем судебного заседания [29] ,</w:t>
       </w:r>
@@ -406,6 +406,9 @@
         </w:rPr>
       </w:pPr>
       <w:r>
+        <w:rPr>
+          <w:rFonts w:ascii="Times New Roman" w:hAnsi="Times New Roman" w:cs="Times New Roman"/>
+        </w:rPr>
         <w:t>ознакомившись с заявлением [989] (ОГРН [990], ИНН [991])</w:t>
       </w:r>
     </w:p>
@@ -438,29 +441,23 @@
         <w:rPr>
           <w:rFonts w:ascii="Times New Roman" w:eastAsia="Times New Roman" w:hAnsi="Times New Roman" w:cs="Times New Roman"/>
         </w:rPr>
-        <w:t xml:space="preserve">в рамках дела о несостоятельности (банкротстве) </w:t>
+        <w:t>в рамках дела о несостоятельности (банкротстве) [2</w:t>
       </w:r>
       <w:r>
         <w:rPr>
-          <w:rFonts w:ascii="Times New Roman" w:eastAsia="Times New Roman" w:hAnsi="Times New Roman"/>
-        </w:rPr>
-        <w:t>[2</w:t>
-      </w:r>
-      <w:r>
-        <w:rPr>
-          <w:rFonts w:ascii="Times New Roman" w:eastAsia="Times New Roman" w:hAnsi="Times New Roman"/>
+          <w:rFonts w:ascii="Times New Roman" w:eastAsia="Times New Roman" w:hAnsi="Times New Roman" w:cs="Times New Roman"/>
         </w:rPr>
         <w:t>.1</w:t>
       </w:r>
       <w:r>
         <w:rPr>
-          <w:rFonts w:ascii="Times New Roman" w:eastAsia="Times New Roman" w:hAnsi="Times New Roman"/>
+          <w:rFonts w:ascii="Times New Roman" w:eastAsia="Times New Roman" w:hAnsi="Times New Roman" w:cs="Times New Roman"/>
         </w:rPr>
         <w:t>]</w:t>
       </w:r>
       <w:r>
         <w:rPr>
-          <w:rFonts w:ascii="Times New Roman" w:eastAsia="Times New Roman" w:hAnsi="Times New Roman"/>
+          <w:rFonts w:ascii="Times New Roman" w:eastAsia="Times New Roman" w:hAnsi="Times New Roman" w:cs="Times New Roman"/>
           <w:b/>
         </w:rPr>
         <w:t xml:space="preserve"> </w:t>
@@ -485,19 +482,7 @@
         <w:rPr>
           <w:rFonts w:ascii="Times New Roman" w:eastAsia="Times New Roman" w:hAnsi="Times New Roman" w:cs="Times New Roman"/>
         </w:rPr>
-        <w:t>установил: Определением Арбитражного суда Ростовской области от [7] [</w:t>
-      </w:r>
-      <w:r>
-        <w:rPr>
-          <w:rFonts w:ascii="Times New Roman" w:eastAsia="Times New Roman" w:hAnsi="Times New Roman"/>
-        </w:rPr>
-        <w:t>2]</w:t>
-      </w:r>
-      <w:r>
-        <w:rPr>
-          <w:rFonts w:ascii="Times New Roman" w:eastAsia="Times New Roman" w:hAnsi="Times New Roman" w:cs="Times New Roman"/>
-        </w:rPr>
-        <w:t xml:space="preserve">  </w:t>
+        <w:t xml:space="preserve">установил: Определением Арбитражного суда Ростовской области от [7] [2]  </w:t>
       </w:r>
       <w:proofErr w:type="gramStart"/>
       <w:r>
@@ -511,7 +496,15 @@
         <w:rPr>
           <w:rFonts w:ascii="Times New Roman" w:eastAsia="Times New Roman" w:hAnsi="Times New Roman" w:cs="Times New Roman"/>
         </w:rPr>
-        <w:t xml:space="preserve"> несостоятельным (банкротом), введена процедура, применяемая в деле о банкротстве граждан - реструктуризация долгов, финансовым управляющим утвержден  [8] из числа членов саморегулируемой организации – </w:t>
+        <w:t xml:space="preserve"> несостоятельным (банкротом), введена процедура, применяемая в деле о банкротстве граждан - реструктуризация долгов, финансовым </w:t>
+      </w:r>
+      <w:bookmarkStart w:id="0" w:name="_GoBack"/>
+      <w:bookmarkEnd w:id="0"/>
+      <w:r>
+        <w:rPr>
+          <w:rFonts w:ascii="Times New Roman" w:eastAsia="Times New Roman" w:hAnsi="Times New Roman" w:cs="Times New Roman"/>
+        </w:rPr>
+        <w:t xml:space="preserve">управляющим утвержден  [8] из числа членов саморегулируемой организации – </w:t>
       </w:r>
       <w:r>
         <w:rPr>
@@ -563,7 +556,7 @@
       </w:r>
       <w:r>
         <w:rPr>
-          <w:rFonts w:ascii="Times New Roman" w:eastAsia="Times New Roman" w:hAnsi="Times New Roman"/>
+          <w:rFonts w:ascii="Times New Roman" w:eastAsia="Times New Roman" w:hAnsi="Times New Roman" w:cs="Times New Roman"/>
         </w:rPr>
         <w:t xml:space="preserve"> (сообщение №)[9].</w:t>
       </w:r>
@@ -578,6 +571,9 @@
         </w:rPr>
       </w:pPr>
       <w:r>
+        <w:rPr>
+          <w:rFonts w:ascii="Times New Roman" w:hAnsi="Times New Roman" w:cs="Times New Roman"/>
+        </w:rPr>
         <w:t>Заявление «[989]» о включении в реестр требований кредиторов [2] направлено в Арбитражный суд Ростовской области посредством системы Мой арбитр [777], поступило в суд [23], (согласно штампу канцелярии суда).</w:t>
       </w:r>
     </w:p>
@@ -607,7 +603,24 @@
         </w:rPr>
       </w:pPr>
       <w:r>
-        <w:t>В обоснование заявленных требований кредитор указал, что [989] и   [2] (далее – должник) заключили кредитный договор от [100] № [110], кредитный договор от [101] № [111], кредитный договор от [102] № [112], кредитный договор от [103] № [113], кредитный договор от [104] № [114], договор поручительства от [105] № [115] [992].</w:t>
+        <w:rPr>
+          <w:rFonts w:ascii="Times New Roman" w:hAnsi="Times New Roman" w:cs="Times New Roman"/>
+        </w:rPr>
+        <w:t xml:space="preserve">В обоснование заявленных требований кредитор указал, что [989] и   [2] (далее – должник) заключили кредитный договор от [100] № [110], кредитный договор от [101] № [111], кредитный договор от [102] № [112], кредитный договор от [103] № [113], кредитный договор от [104] № [114], договор поручительства </w:t>
+      </w:r>
+      <w:proofErr w:type="gramStart"/>
+      <w:r>
+        <w:rPr>
+          <w:rFonts w:ascii="Times New Roman" w:hAnsi="Times New Roman" w:cs="Times New Roman"/>
+        </w:rPr>
+        <w:t>от</w:t>
+      </w:r>
+      <w:proofErr w:type="gramEnd"/>
+      <w:r>
+        <w:rPr>
+          <w:rFonts w:ascii="Times New Roman" w:hAnsi="Times New Roman" w:cs="Times New Roman"/>
+        </w:rPr>
+        <w:t xml:space="preserve"> [105] № [115] [992].</w:t>
       </w:r>
     </w:p>
     <w:p>
@@ -681,12 +694,14 @@
           <w:rFonts w:ascii="Times New Roman" w:hAnsi="Times New Roman" w:cs="Times New Roman"/>
         </w:rPr>
       </w:pPr>
+      <w:proofErr w:type="gramStart"/>
       <w:r>
         <w:rPr>
           <w:rFonts w:ascii="Times New Roman" w:eastAsia="Times New Roman" w:hAnsi="Times New Roman" w:cs="Times New Roman"/>
         </w:rPr>
         <w:t>В соответствии со статьей 819 Гражданского кодекса Российской Федерации по кредитному договору банк или иная кредитная организация (кредитор) обязуются предоставить денежные средства (кредит) заемщику в размере и на условиях, предусмотренных договором, а заемщик обязуется возвратить полученную денежную сумму и уплатить проценты за пользование ею, а также предусмотренные кредитным договором иные платежи, в том числе связанные с предоставлением кредита.</w:t>
       </w:r>
+      <w:proofErr w:type="gramEnd"/>
     </w:p>
     <w:p>
       <w:pPr>
@@ -820,6 +835,9 @@
         <w:ind w:firstLine="720"/>
         <w:contextualSpacing/>
         <w:jc w:val="both"/>
+        <w:rPr>
+          <w:rFonts w:ascii="Times New Roman" w:hAnsi="Times New Roman" w:cs="Times New Roman"/>
+        </w:rPr>
       </w:pPr>
       <w:r>
         <w:rPr>
@@ -960,9 +978,14 @@
           <w:rFonts w:ascii="Times New Roman" w:hAnsi="Times New Roman" w:cs="Times New Roman"/>
         </w:rPr>
       </w:pPr>
+      <w:proofErr w:type="gramStart"/>
       <w:r>
+        <w:rPr>
+          <w:rFonts w:ascii="Times New Roman" w:hAnsi="Times New Roman" w:cs="Times New Roman"/>
+        </w:rPr>
         <w:t>Включить требование [989] (ИНН [991], ОГРН [990], адрес регистрации: [988]) [12] руб., из которых: [13] руб. – просроченный основной долг, [14] руб. - просроченные проценты, [15] руб. - неустойка,.</w:t>
       </w:r>
+      <w:proofErr w:type="gramEnd"/>
     </w:p>
     <w:p>
       <w:pPr>
@@ -1004,8 +1027,14 @@
         <w:ind w:firstLine="720"/>
         <w:contextualSpacing/>
         <w:jc w:val="both"/>
+        <w:rPr>
+          <w:rFonts w:ascii="Times New Roman" w:hAnsi="Times New Roman" w:cs="Times New Roman"/>
+        </w:rPr>
       </w:pPr>
       <w:r>
+        <w:rPr>
+          <w:rFonts w:ascii="Times New Roman" w:hAnsi="Times New Roman" w:cs="Times New Roman"/>
+        </w:rPr>
         <w:t>Судебные расходы по уплате государственной пошлины в размере Судебные расходы по уплате государственной пошлины в размере  [16] рубля, подлежащие взысканию с [2.1] (дата рождения: [3],  ИНН  [4], СНИЛС [5], место регистрации: [6]) в пользу [989]. Учитываются в реестре требований кредиторов применительно к пункту 3 статьи 137 Федерального закона от 26.10.2002 № 127-ФЗ «О несостоятельности (банкротстве)».</w:t>
       </w:r>
     </w:p>

--- a/Templates/шаблоны актов без залогов/физ реструк ВКЛ в РТК/Реструктуризация ВКЛ.docx
+++ b/Templates/шаблоны актов без залогов/физ реструк ВКЛ в РТК/Реструктуризация ВКЛ.docx
@@ -983,7 +983,7 @@
         <w:rPr>
           <w:rFonts w:ascii="Times New Roman" w:hAnsi="Times New Roman" w:cs="Times New Roman"/>
         </w:rPr>
-        <w:t>Включить требование [989] (ИНН [991], ОГРН [990], адрес регистрации: [988]) [12] руб., из которых: [13] руб. – просроченный основной долг, [14] руб. - просроченные проценты, [15] руб. - неустойка,.</w:t>
+        <w:t>Включить требование [989] (ИНН [991], ОГРН [990], адрес регистрации: [988]) в размере [12] руб., из которых: [13] руб. – просроченный основной долг, [14] руб. - просроченные проценты, [15] руб. - неустойка,.</w:t>
       </w:r>
       <w:proofErr w:type="gramEnd"/>
     </w:p>
